--- a/public/resume/Myresume.DOCX
+++ b/public/resume/Myresume.DOCX
@@ -248,6 +248,9 @@
         <w:r>
           <w:t>‬</w:t>
         </w:r>
+        <w:r>
+          <w:t>‬</w:t>
+        </w:r>
       </w:dir>
     </w:p>
     <w:p>
@@ -311,7 +314,29 @@
           <w:szCs w:val="21"/>
           <w:lang w:val="en-US"/>
         </w:rPr>
-        <w:t xml:space="preserve"> Engineer with 3+ years of hands-on experience</w:t>
+        <w:t xml:space="preserve"> Engineer with </w:t>
+      </w:r>
+      <w:r>
+        <w:rPr>
+          <w:rFonts w:cstheme="minorHAnsi"/>
+          <w:b/>
+          <w:bCs/>
+          <w:sz w:val="21"/>
+          <w:szCs w:val="21"/>
+          <w:lang w:val="en-US"/>
+        </w:rPr>
+        <w:t>5</w:t>
+      </w:r>
+      <w:r>
+        <w:rPr>
+          <w:rFonts w:cstheme="minorHAnsi"/>
+          <w:b/>
+          <w:bCs/>
+          <w:sz w:val="21"/>
+          <w:szCs w:val="21"/>
+          <w:lang w:val="en-US"/>
+        </w:rPr>
+        <w:t>+ years of hands-on experience</w:t>
       </w:r>
       <w:r>
         <w:rPr>
@@ -446,31 +471,7 @@
           <w:szCs w:val="21"/>
           <w:lang w:val="en-US"/>
         </w:rPr>
-        <w:t xml:space="preserve">Python, TensorFlow, </w:t>
-      </w:r>
-      <w:proofErr w:type="spellStart"/>
-      <w:r>
-        <w:rPr>
-          <w:rFonts w:cstheme="minorHAnsi"/>
-          <w:b/>
-          <w:bCs/>
-          <w:sz w:val="21"/>
-          <w:szCs w:val="21"/>
-          <w:lang w:val="en-US"/>
-        </w:rPr>
-        <w:t>PyTorch</w:t>
-      </w:r>
-      <w:proofErr w:type="spellEnd"/>
-      <w:r>
-        <w:rPr>
-          <w:rFonts w:cstheme="minorHAnsi"/>
-          <w:b/>
-          <w:bCs/>
-          <w:sz w:val="21"/>
-          <w:szCs w:val="21"/>
-          <w:lang w:val="en-US"/>
-        </w:rPr>
-        <w:t>, Scikit-learn, Apache Spark, Pandas, NumPy, and SQL</w:t>
+        <w:t>Python, TensorFlow, PyTorch, Scikit-learn, Apache Spark, Pandas, NumPy, and SQL</w:t>
       </w:r>
       <w:r>
         <w:rPr>
@@ -515,31 +516,7 @@
           <w:szCs w:val="21"/>
           <w:lang w:val="en-US"/>
         </w:rPr>
-        <w:t xml:space="preserve">AWS SageMaker, </w:t>
-      </w:r>
-      <w:proofErr w:type="spellStart"/>
-      <w:r>
-        <w:rPr>
-          <w:rFonts w:cstheme="minorHAnsi"/>
-          <w:b/>
-          <w:bCs/>
-          <w:sz w:val="21"/>
-          <w:szCs w:val="21"/>
-          <w:lang w:val="en-US"/>
-        </w:rPr>
-        <w:t>MLflow</w:t>
-      </w:r>
-      <w:proofErr w:type="spellEnd"/>
-      <w:r>
-        <w:rPr>
-          <w:rFonts w:cstheme="minorHAnsi"/>
-          <w:b/>
-          <w:bCs/>
-          <w:sz w:val="21"/>
-          <w:szCs w:val="21"/>
-          <w:lang w:val="en-US"/>
-        </w:rPr>
-        <w:t>, Docker, GitHub Actions, REST APIs, and containerized services</w:t>
+        <w:t>AWS SageMaker, MLflow, Docker, GitHub Actions, REST APIs, and containerized services</w:t>
       </w:r>
       <w:r>
         <w:rPr>
@@ -593,47 +570,7 @@
           <w:szCs w:val="21"/>
           <w:lang w:val="en-US"/>
         </w:rPr>
-        <w:t xml:space="preserve">, including AWS Bedrock, Hugging Face, </w:t>
-      </w:r>
-      <w:proofErr w:type="spellStart"/>
-      <w:r>
-        <w:rPr>
-          <w:rFonts w:cstheme="minorHAnsi"/>
-          <w:sz w:val="21"/>
-          <w:szCs w:val="21"/>
-          <w:lang w:val="en-US"/>
-        </w:rPr>
-        <w:t>LangChain</w:t>
-      </w:r>
-      <w:proofErr w:type="spellEnd"/>
-      <w:r>
-        <w:rPr>
-          <w:rFonts w:cstheme="minorHAnsi"/>
-          <w:sz w:val="21"/>
-          <w:szCs w:val="21"/>
-          <w:lang w:val="en-US"/>
-        </w:rPr>
-        <w:t xml:space="preserve">, </w:t>
-      </w:r>
-      <w:proofErr w:type="spellStart"/>
-      <w:r>
-        <w:rPr>
-          <w:rFonts w:cstheme="minorHAnsi"/>
-          <w:sz w:val="21"/>
-          <w:szCs w:val="21"/>
-          <w:lang w:val="en-US"/>
-        </w:rPr>
-        <w:t>LlamaIndex</w:t>
-      </w:r>
-      <w:proofErr w:type="spellEnd"/>
-      <w:r>
-        <w:rPr>
-          <w:rFonts w:cstheme="minorHAnsi"/>
-          <w:sz w:val="21"/>
-          <w:szCs w:val="21"/>
-          <w:lang w:val="en-US"/>
-        </w:rPr>
-        <w:t>, RAG, embeddings, NLP, and LLM-powered application development.</w:t>
+        <w:t>, including AWS Bedrock, Hugging Face, LangChain, LlamaIndex, RAG, embeddings, NLP, and LLM-powered application development.</w:t>
       </w:r>
     </w:p>
     <w:p>
@@ -660,7 +597,6 @@
         </w:rPr>
         <w:t xml:space="preserve">Strong understanding of </w:t>
       </w:r>
-      <w:proofErr w:type="spellStart"/>
       <w:r>
         <w:rPr>
           <w:rFonts w:cstheme="minorHAnsi"/>
@@ -670,19 +606,7 @@
           <w:szCs w:val="21"/>
           <w:lang w:val="en-US"/>
         </w:rPr>
-        <w:t>MLOps</w:t>
-      </w:r>
-      <w:proofErr w:type="spellEnd"/>
-      <w:r>
-        <w:rPr>
-          <w:rFonts w:cstheme="minorHAnsi"/>
-          <w:b/>
-          <w:bCs/>
-          <w:sz w:val="21"/>
-          <w:szCs w:val="21"/>
-          <w:lang w:val="en-US"/>
-        </w:rPr>
-        <w:t xml:space="preserve"> practices</w:t>
+        <w:t>MLOps practices</w:t>
       </w:r>
       <w:r>
         <w:rPr>
@@ -916,27 +840,7 @@
           <w:szCs w:val="21"/>
           <w:lang w:val="en-US"/>
         </w:rPr>
-        <w:t xml:space="preserve"> and open to full-time opportunities in Artificial Intelligence Engineering, Machine Learning Engineering, Generative AI, Applied AI, LLM applications, and </w:t>
-      </w:r>
-      <w:proofErr w:type="spellStart"/>
-      <w:r>
-        <w:rPr>
-          <w:rFonts w:cstheme="minorHAnsi"/>
-          <w:sz w:val="21"/>
-          <w:szCs w:val="21"/>
-          <w:lang w:val="en-US"/>
-        </w:rPr>
-        <w:t>MLOps</w:t>
-      </w:r>
-      <w:proofErr w:type="spellEnd"/>
-      <w:r>
-        <w:rPr>
-          <w:rFonts w:cstheme="minorHAnsi"/>
-          <w:sz w:val="21"/>
-          <w:szCs w:val="21"/>
-          <w:lang w:val="en-US"/>
-        </w:rPr>
-        <w:t>.</w:t>
+        <w:t xml:space="preserve"> and open to full-time opportunities in Artificial Intelligence Engineering, Machine Learning Engineering, Generative AI, Applied AI, LLM applications, and MLOps.</w:t>
       </w:r>
     </w:p>
     <w:p>
@@ -958,7 +862,7 @@
           <w:lang w:val="en-US"/>
         </w:rPr>
         <w:pict w14:anchorId="465C3E5E">
-          <v:rect id="_x0000_i1078" style="width:0;height:1.5pt" o:hralign="center" o:hrstd="t" o:hr="t" fillcolor="#a0a0a0" stroked="f"/>
+          <v:rect id="_x0000_i1025" style="width:0;height:1.5pt" o:hralign="center" o:hrstd="t" o:hr="t" fillcolor="#a0a0a0" stroked="f"/>
         </w:pict>
       </w:r>
     </w:p>
@@ -1132,47 +1036,7 @@
                 <w:szCs w:val="21"/>
                 <w:lang w:val="en-US"/>
               </w:rPr>
-              <w:t xml:space="preserve">Large Language Models, RAG, AWS Bedrock, </w:t>
-            </w:r>
-            <w:proofErr w:type="spellStart"/>
-            <w:r>
-              <w:rPr>
-                <w:rFonts w:cstheme="minorHAnsi"/>
-                <w:sz w:val="21"/>
-                <w:szCs w:val="21"/>
-                <w:lang w:val="en-US"/>
-              </w:rPr>
-              <w:t>LangChain</w:t>
-            </w:r>
-            <w:proofErr w:type="spellEnd"/>
-            <w:r>
-              <w:rPr>
-                <w:rFonts w:cstheme="minorHAnsi"/>
-                <w:sz w:val="21"/>
-                <w:szCs w:val="21"/>
-                <w:lang w:val="en-US"/>
-              </w:rPr>
-              <w:t xml:space="preserve">, </w:t>
-            </w:r>
-            <w:proofErr w:type="spellStart"/>
-            <w:r>
-              <w:rPr>
-                <w:rFonts w:cstheme="minorHAnsi"/>
-                <w:sz w:val="21"/>
-                <w:szCs w:val="21"/>
-                <w:lang w:val="en-US"/>
-              </w:rPr>
-              <w:t>LlamaIndex</w:t>
-            </w:r>
-            <w:proofErr w:type="spellEnd"/>
-            <w:r>
-              <w:rPr>
-                <w:rFonts w:cstheme="minorHAnsi"/>
-                <w:sz w:val="21"/>
-                <w:szCs w:val="21"/>
-                <w:lang w:val="en-US"/>
-              </w:rPr>
-              <w:t>, Hugging Face Transformers, Embeddings, AI Agents, Prompt Engineering, LLM Applications</w:t>
+              <w:t>Large Language Models, RAG, AWS Bedrock, LangChain, LlamaIndex, Hugging Face Transformers, Embeddings, AI Agents, Prompt Engineering, LLM Applications</w:t>
             </w:r>
           </w:p>
         </w:tc>
@@ -1298,27 +1162,7 @@
                 <w:szCs w:val="21"/>
                 <w:lang w:val="en-US"/>
               </w:rPr>
-              <w:t xml:space="preserve">TensorFlow, </w:t>
-            </w:r>
-            <w:proofErr w:type="spellStart"/>
-            <w:r>
-              <w:rPr>
-                <w:rFonts w:cstheme="minorHAnsi"/>
-                <w:sz w:val="21"/>
-                <w:szCs w:val="21"/>
-                <w:lang w:val="en-US"/>
-              </w:rPr>
-              <w:t>PyTorch</w:t>
-            </w:r>
-            <w:proofErr w:type="spellEnd"/>
-            <w:r>
-              <w:rPr>
-                <w:rFonts w:cstheme="minorHAnsi"/>
-                <w:sz w:val="21"/>
-                <w:szCs w:val="21"/>
-                <w:lang w:val="en-US"/>
-              </w:rPr>
-              <w:t>, Scikit-learn, Apache Spark</w:t>
+              <w:t>TensorFlow, PyTorch, Scikit-learn, Apache Spark</w:t>
             </w:r>
           </w:p>
         </w:tc>
@@ -1381,27 +1225,7 @@
                 <w:szCs w:val="21"/>
                 <w:lang w:val="en-US"/>
               </w:rPr>
-              <w:t xml:space="preserve">Hugging Face, NLTK, </w:t>
-            </w:r>
-            <w:proofErr w:type="spellStart"/>
-            <w:r>
-              <w:rPr>
-                <w:rFonts w:cstheme="minorHAnsi"/>
-                <w:sz w:val="21"/>
-                <w:szCs w:val="21"/>
-                <w:lang w:val="en-US"/>
-              </w:rPr>
-              <w:t>SpaCy</w:t>
-            </w:r>
-            <w:proofErr w:type="spellEnd"/>
-            <w:r>
-              <w:rPr>
-                <w:rFonts w:cstheme="minorHAnsi"/>
-                <w:sz w:val="21"/>
-                <w:szCs w:val="21"/>
-                <w:lang w:val="en-US"/>
-              </w:rPr>
-              <w:t>, Transformers, CNN, RNN, LSTM, OpenCV, Tesseract</w:t>
+              <w:t>Hugging Face, NLTK, SpaCy, Transformers, CNN, RNN, LSTM, OpenCV, Tesseract</w:t>
             </w:r>
           </w:p>
         </w:tc>
@@ -1553,7 +1377,6 @@
                 <w:lang w:val="en-US"/>
               </w:rPr>
             </w:pPr>
-            <w:proofErr w:type="spellStart"/>
             <w:r>
               <w:rPr>
                 <w:rFonts w:cstheme="minorHAnsi"/>
@@ -1563,19 +1386,7 @@
                 <w:szCs w:val="21"/>
                 <w:lang w:val="en-US"/>
               </w:rPr>
-              <w:t>MLOps</w:t>
-            </w:r>
-            <w:proofErr w:type="spellEnd"/>
-            <w:r>
-              <w:rPr>
-                <w:rFonts w:cstheme="minorHAnsi"/>
-                <w:b/>
-                <w:bCs/>
-                <w:sz w:val="21"/>
-                <w:szCs w:val="21"/>
-                <w:lang w:val="en-US"/>
-              </w:rPr>
-              <w:t xml:space="preserve"> &amp; Deployment</w:t>
+              <w:t>MLOps &amp; Deployment</w:t>
             </w:r>
           </w:p>
         </w:tc>
@@ -1596,7 +1407,6 @@
                 <w:lang w:val="en-US"/>
               </w:rPr>
             </w:pPr>
-            <w:proofErr w:type="spellStart"/>
             <w:r>
               <w:rPr>
                 <w:rFonts w:cstheme="minorHAnsi"/>
@@ -1604,17 +1414,7 @@
                 <w:szCs w:val="21"/>
                 <w:lang w:val="en-US"/>
               </w:rPr>
-              <w:t>MLflow</w:t>
-            </w:r>
-            <w:proofErr w:type="spellEnd"/>
-            <w:r>
-              <w:rPr>
-                <w:rFonts w:cstheme="minorHAnsi"/>
-                <w:sz w:val="21"/>
-                <w:szCs w:val="21"/>
-                <w:lang w:val="en-US"/>
-              </w:rPr>
-              <w:t>, Docker, GitHub Actions, CI/CD, REST APIs, Model Deployment, Model Monitoring, Containerized ML Services, Infrastructure as Code</w:t>
+              <w:t>MLflow, Docker, GitHub Actions, CI/CD, REST APIs, Model Deployment, Model Monitoring, Containerized ML Services, Infrastructure as Code</w:t>
             </w:r>
           </w:p>
         </w:tc>
@@ -1828,7 +1628,7 @@
           <w:lang w:val="en-US"/>
         </w:rPr>
         <w:pict w14:anchorId="5BD16F64">
-          <v:rect id="_x0000_i1079" style="width:0;height:1.5pt" o:hralign="center" o:hrstd="t" o:hr="t" fillcolor="#a0a0a0" stroked="f"/>
+          <v:rect id="_x0000_i1026" style="width:0;height:1.5pt" o:hralign="center" o:hrstd="t" o:hr="t" fillcolor="#a0a0a0" stroked="f"/>
         </w:pict>
       </w:r>
     </w:p>
@@ -2011,31 +1811,7 @@
           <w:szCs w:val="21"/>
           <w:lang w:val="en-US"/>
         </w:rPr>
-        <w:t xml:space="preserve">Python, TensorFlow, </w:t>
-      </w:r>
-      <w:proofErr w:type="spellStart"/>
-      <w:r>
-        <w:rPr>
-          <w:rFonts w:cstheme="minorHAnsi"/>
-          <w:b/>
-          <w:bCs/>
-          <w:sz w:val="21"/>
-          <w:szCs w:val="21"/>
-          <w:lang w:val="en-US"/>
-        </w:rPr>
-        <w:t>PyTorch</w:t>
-      </w:r>
-      <w:proofErr w:type="spellEnd"/>
-      <w:r>
-        <w:rPr>
-          <w:rFonts w:cstheme="minorHAnsi"/>
-          <w:b/>
-          <w:bCs/>
-          <w:sz w:val="21"/>
-          <w:szCs w:val="21"/>
-          <w:lang w:val="en-US"/>
-        </w:rPr>
-        <w:t>, and Scikit-learn</w:t>
+        <w:t>Python, TensorFlow, PyTorch, and Scikit-learn</w:t>
       </w:r>
       <w:r>
         <w:rPr>
@@ -2135,47 +1911,7 @@
           <w:szCs w:val="21"/>
           <w:lang w:val="en-US"/>
         </w:rPr>
-        <w:t xml:space="preserve">, exploring RAG, embeddings, prompt orchestration, Hugging Face models, </w:t>
-      </w:r>
-      <w:proofErr w:type="spellStart"/>
-      <w:r>
-        <w:rPr>
-          <w:rFonts w:cstheme="minorHAnsi"/>
-          <w:sz w:val="21"/>
-          <w:szCs w:val="21"/>
-          <w:lang w:val="en-US"/>
-        </w:rPr>
-        <w:t>LangChain</w:t>
-      </w:r>
-      <w:proofErr w:type="spellEnd"/>
-      <w:r>
-        <w:rPr>
-          <w:rFonts w:cstheme="minorHAnsi"/>
-          <w:sz w:val="21"/>
-          <w:szCs w:val="21"/>
-          <w:lang w:val="en-US"/>
-        </w:rPr>
-        <w:t xml:space="preserve">, </w:t>
-      </w:r>
-      <w:proofErr w:type="spellStart"/>
-      <w:r>
-        <w:rPr>
-          <w:rFonts w:cstheme="minorHAnsi"/>
-          <w:sz w:val="21"/>
-          <w:szCs w:val="21"/>
-          <w:lang w:val="en-US"/>
-        </w:rPr>
-        <w:t>LlamaIndex</w:t>
-      </w:r>
-      <w:proofErr w:type="spellEnd"/>
-      <w:r>
-        <w:rPr>
-          <w:rFonts w:cstheme="minorHAnsi"/>
-          <w:sz w:val="21"/>
-          <w:szCs w:val="21"/>
-          <w:lang w:val="en-US"/>
-        </w:rPr>
-        <w:t>, and AWS Bedrock for enterprise AI use cases.</w:t>
+        <w:t>, exploring RAG, embeddings, prompt orchestration, Hugging Face models, LangChain, LlamaIndex, and AWS Bedrock for enterprise AI use cases.</w:t>
       </w:r>
     </w:p>
     <w:p>
@@ -2292,7 +2028,6 @@
         </w:rPr>
         <w:t xml:space="preserve">Apply </w:t>
       </w:r>
-      <w:proofErr w:type="spellStart"/>
       <w:r>
         <w:rPr>
           <w:rFonts w:cstheme="minorHAnsi"/>
@@ -2304,7 +2039,6 @@
         </w:rPr>
         <w:t>MLflow</w:t>
       </w:r>
-      <w:proofErr w:type="spellEnd"/>
       <w:r>
         <w:rPr>
           <w:rFonts w:cstheme="minorHAnsi"/>
@@ -2549,87 +2283,7 @@
           <w:szCs w:val="21"/>
           <w:lang w:val="en-US"/>
         </w:rPr>
-        <w:t xml:space="preserve"> Python, TensorFlow, </w:t>
-      </w:r>
-      <w:proofErr w:type="spellStart"/>
-      <w:r>
-        <w:rPr>
-          <w:rFonts w:cstheme="minorHAnsi"/>
-          <w:sz w:val="21"/>
-          <w:szCs w:val="21"/>
-          <w:lang w:val="en-US"/>
-        </w:rPr>
-        <w:t>PyTorch</w:t>
-      </w:r>
-      <w:proofErr w:type="spellEnd"/>
-      <w:r>
-        <w:rPr>
-          <w:rFonts w:cstheme="minorHAnsi"/>
-          <w:sz w:val="21"/>
-          <w:szCs w:val="21"/>
-          <w:lang w:val="en-US"/>
-        </w:rPr>
-        <w:t xml:space="preserve">, Scikit-learn, Pandas, NumPy, Apache Spark, AWS SageMaker, AWS Bedrock, Hugging Face, </w:t>
-      </w:r>
-      <w:proofErr w:type="spellStart"/>
-      <w:r>
-        <w:rPr>
-          <w:rFonts w:cstheme="minorHAnsi"/>
-          <w:sz w:val="21"/>
-          <w:szCs w:val="21"/>
-          <w:lang w:val="en-US"/>
-        </w:rPr>
-        <w:t>LangChain</w:t>
-      </w:r>
-      <w:proofErr w:type="spellEnd"/>
-      <w:r>
-        <w:rPr>
-          <w:rFonts w:cstheme="minorHAnsi"/>
-          <w:sz w:val="21"/>
-          <w:szCs w:val="21"/>
-          <w:lang w:val="en-US"/>
-        </w:rPr>
-        <w:t xml:space="preserve">, </w:t>
-      </w:r>
-      <w:proofErr w:type="spellStart"/>
-      <w:r>
-        <w:rPr>
-          <w:rFonts w:cstheme="minorHAnsi"/>
-          <w:sz w:val="21"/>
-          <w:szCs w:val="21"/>
-          <w:lang w:val="en-US"/>
-        </w:rPr>
-        <w:t>LlamaIndex</w:t>
-      </w:r>
-      <w:proofErr w:type="spellEnd"/>
-      <w:r>
-        <w:rPr>
-          <w:rFonts w:cstheme="minorHAnsi"/>
-          <w:sz w:val="21"/>
-          <w:szCs w:val="21"/>
-          <w:lang w:val="en-US"/>
-        </w:rPr>
-        <w:t xml:space="preserve">, </w:t>
-      </w:r>
-      <w:proofErr w:type="spellStart"/>
-      <w:r>
-        <w:rPr>
-          <w:rFonts w:cstheme="minorHAnsi"/>
-          <w:sz w:val="21"/>
-          <w:szCs w:val="21"/>
-          <w:lang w:val="en-US"/>
-        </w:rPr>
-        <w:t>MLflow</w:t>
-      </w:r>
-      <w:proofErr w:type="spellEnd"/>
-      <w:r>
-        <w:rPr>
-          <w:rFonts w:cstheme="minorHAnsi"/>
-          <w:sz w:val="21"/>
-          <w:szCs w:val="21"/>
-          <w:lang w:val="en-US"/>
-        </w:rPr>
-        <w:t>, Docker, GitHub Actions, SQL, PostgreSQL, REST APIs, JIRA</w:t>
+        <w:t xml:space="preserve"> Python, TensorFlow, PyTorch, Scikit-learn, Pandas, NumPy, Apache Spark, AWS SageMaker, AWS Bedrock, Hugging Face, LangChain, LlamaIndex, MLflow, Docker, GitHub Actions, SQL, PostgreSQL, REST APIs, JIRA</w:t>
       </w:r>
     </w:p>
     <w:p>
@@ -2651,7 +2305,7 @@
           <w:lang w:val="en-US"/>
         </w:rPr>
         <w:pict w14:anchorId="0CAB47F7">
-          <v:rect id="_x0000_i1080" style="width:0;height:1.5pt" o:hralign="center" o:hrstd="t" o:hr="t" fillcolor="#a0a0a0" stroked="f"/>
+          <v:rect id="_x0000_i1027" style="width:0;height:1.5pt" o:hralign="center" o:hrstd="t" o:hr="t" fillcolor="#a0a0a0" stroked="f"/>
         </w:pict>
       </w:r>
     </w:p>
@@ -2977,7 +2631,6 @@
         </w:rPr>
         <w:t xml:space="preserve">Used </w:t>
       </w:r>
-      <w:proofErr w:type="spellStart"/>
       <w:r>
         <w:rPr>
           <w:rFonts w:cstheme="minorHAnsi"/>
@@ -2989,7 +2642,6 @@
         </w:rPr>
         <w:t>MLflow</w:t>
       </w:r>
-      <w:proofErr w:type="spellEnd"/>
       <w:r>
         <w:rPr>
           <w:rFonts w:cstheme="minorHAnsi"/>
@@ -3234,27 +2886,7 @@
           <w:szCs w:val="21"/>
           <w:lang w:val="en-US"/>
         </w:rPr>
-        <w:t xml:space="preserve"> Python, TensorFlow, Scikit-learn, Pandas, NumPy, AWS SageMaker, </w:t>
-      </w:r>
-      <w:proofErr w:type="spellStart"/>
-      <w:r>
-        <w:rPr>
-          <w:rFonts w:cstheme="minorHAnsi"/>
-          <w:sz w:val="21"/>
-          <w:szCs w:val="21"/>
-          <w:lang w:val="en-US"/>
-        </w:rPr>
-        <w:t>MLflow</w:t>
-      </w:r>
-      <w:proofErr w:type="spellEnd"/>
-      <w:r>
-        <w:rPr>
-          <w:rFonts w:cstheme="minorHAnsi"/>
-          <w:sz w:val="21"/>
-          <w:szCs w:val="21"/>
-          <w:lang w:val="en-US"/>
-        </w:rPr>
-        <w:t>, Docker, PostgreSQL, SQL, Power BI, REST APIs, JIRA</w:t>
+        <w:t xml:space="preserve"> Python, TensorFlow, Scikit-learn, Pandas, NumPy, AWS SageMaker, MLflow, Docker, PostgreSQL, SQL, Power BI, REST APIs, JIRA</w:t>
       </w:r>
     </w:p>
     <w:p>
@@ -3276,7 +2908,7 @@
           <w:lang w:val="en-US"/>
         </w:rPr>
         <w:pict w14:anchorId="21F49324">
-          <v:rect id="_x0000_i1081" style="width:0;height:1.5pt" o:hralign="center" o:hrstd="t" o:hr="t" fillcolor="#a0a0a0" stroked="f"/>
+          <v:rect id="_x0000_i1028" style="width:0;height:1.5pt" o:hralign="center" o:hrstd="t" o:hr="t" fillcolor="#a0a0a0" stroked="f"/>
         </w:pict>
       </w:r>
     </w:p>
@@ -3350,7 +2982,29 @@
           <w:szCs w:val="21"/>
           <w:lang w:val="en-US"/>
         </w:rPr>
-        <w:t>July 2021 – August 2022</w:t>
+        <w:t>July 202</w:t>
+      </w:r>
+      <w:r>
+        <w:rPr>
+          <w:rFonts w:cstheme="minorHAnsi"/>
+          <w:b/>
+          <w:bCs/>
+          <w:sz w:val="21"/>
+          <w:szCs w:val="21"/>
+          <w:lang w:val="en-US"/>
+        </w:rPr>
+        <w:t>0</w:t>
+      </w:r>
+      <w:r>
+        <w:rPr>
+          <w:rFonts w:cstheme="minorHAnsi"/>
+          <w:b/>
+          <w:bCs/>
+          <w:sz w:val="21"/>
+          <w:szCs w:val="21"/>
+          <w:lang w:val="en-US"/>
+        </w:rPr>
+        <w:t xml:space="preserve"> – August 2022</w:t>
       </w:r>
     </w:p>
     <w:p>
@@ -3816,9 +3470,29 @@
           <w:szCs w:val="21"/>
           <w:lang w:val="en-US"/>
         </w:rPr>
-        <w:t xml:space="preserve">machine learning engineering and </w:t>
-      </w:r>
-      <w:proofErr w:type="spellStart"/>
+        <w:t>machine learning engineering and MLOps practices</w:t>
+      </w:r>
+      <w:r>
+        <w:rPr>
+          <w:rFonts w:cstheme="minorHAnsi"/>
+          <w:sz w:val="21"/>
+          <w:szCs w:val="21"/>
+          <w:lang w:val="en-US"/>
+        </w:rPr>
+        <w:t>.</w:t>
+      </w:r>
+    </w:p>
+    <w:p>
+      <w:pPr>
+        <w:spacing w:after="0" w:line="240" w:lineRule="auto"/>
+        <w:jc w:val="both"/>
+        <w:rPr>
+          <w:rFonts w:cstheme="minorHAnsi"/>
+          <w:sz w:val="21"/>
+          <w:szCs w:val="21"/>
+          <w:lang w:val="en-US"/>
+        </w:rPr>
+      </w:pPr>
       <w:r>
         <w:rPr>
           <w:rFonts w:cstheme="minorHAnsi"/>
@@ -3828,10 +3502,45 @@
           <w:szCs w:val="21"/>
           <w:lang w:val="en-US"/>
         </w:rPr>
-        <w:t>MLOps</w:t>
-      </w:r>
-      <w:proofErr w:type="spellEnd"/>
-      <w:r>
+        <w:t>Technologies Used:</w:t>
+      </w:r>
+      <w:r>
+        <w:rPr>
+          <w:rFonts w:cstheme="minorHAnsi"/>
+          <w:sz w:val="21"/>
+          <w:szCs w:val="21"/>
+          <w:lang w:val="en-US"/>
+        </w:rPr>
+        <w:t xml:space="preserve"> Python, Scikit-learn, Pandas, NumPy, SQL, PostgreSQL, Docker, Power BI, Matplotlib, Git, GitHub, REST APIs, JIRA</w:t>
+      </w:r>
+    </w:p>
+    <w:p>
+      <w:pPr>
+        <w:spacing w:after="0" w:line="240" w:lineRule="auto"/>
+        <w:jc w:val="both"/>
+        <w:rPr>
+          <w:rFonts w:cstheme="minorHAnsi"/>
+          <w:sz w:val="21"/>
+          <w:szCs w:val="21"/>
+          <w:lang w:val="en-US"/>
+        </w:rPr>
+      </w:pPr>
+      <w:r>
+        <w:rPr>
+          <w:rFonts w:cstheme="minorHAnsi"/>
+          <w:sz w:val="21"/>
+          <w:szCs w:val="21"/>
+          <w:lang w:val="en-US"/>
+        </w:rPr>
+        <w:pict w14:anchorId="3EBD9FB3">
+          <v:rect id="_x0000_i1029" style="width:0;height:1.5pt" o:hralign="center" o:hrstd="t" o:hr="t" fillcolor="#a0a0a0" stroked="f"/>
+        </w:pict>
+      </w:r>
+    </w:p>
+    <w:p>
+      <w:pPr>
+        <w:spacing w:after="0" w:line="240" w:lineRule="auto"/>
+        <w:jc w:val="both"/>
         <w:rPr>
           <w:rFonts w:cstheme="minorHAnsi"/>
           <w:b/>
@@ -3840,20 +3549,72 @@
           <w:szCs w:val="21"/>
           <w:lang w:val="en-US"/>
         </w:rPr>
-        <w:t xml:space="preserve"> practices</w:t>
-      </w:r>
-      <w:r>
-        <w:rPr>
-          <w:rFonts w:cstheme="minorHAnsi"/>
-          <w:sz w:val="21"/>
-          <w:szCs w:val="21"/>
-          <w:lang w:val="en-US"/>
-        </w:rPr>
-        <w:t>.</w:t>
+      </w:pPr>
+      <w:r>
+        <w:rPr>
+          <w:rFonts w:cstheme="minorHAnsi"/>
+          <w:b/>
+          <w:bCs/>
+          <w:sz w:val="21"/>
+          <w:szCs w:val="21"/>
+          <w:lang w:val="en-US"/>
+        </w:rPr>
+        <w:t>EDUCATION</w:t>
       </w:r>
     </w:p>
     <w:p>
       <w:pPr>
+        <w:rPr>
+          <w:lang w:val="en-US"/>
+        </w:rPr>
+      </w:pPr>
+      <w:r>
+        <w:rPr>
+          <w:lang w:val="en-US"/>
+        </w:rPr>
+        <w:t>Doctor of Business Administration (DBA) — Applied Artificial Intelligence</w:t>
+      </w:r>
+      <w:r>
+        <w:rPr>
+          <w:lang w:val="en-US"/>
+        </w:rPr>
+        <w:br/>
+      </w:r>
+      <w:r>
+        <w:rPr>
+          <w:lang w:val="en-US"/>
+        </w:rPr>
+        <w:t>Belhaven University</w:t>
+      </w:r>
+      <w:r>
+        <w:rPr>
+          <w:lang w:val="en-US"/>
+        </w:rPr>
+        <w:t xml:space="preserve"> | Currently Pursuing</w:t>
+      </w:r>
+    </w:p>
+    <w:p>
+      <w:pPr>
+        <w:rPr>
+          <w:lang w:val="en-US"/>
+        </w:rPr>
+      </w:pPr>
+      <w:r>
+        <w:rPr>
+          <w:lang w:val="en-US"/>
+        </w:rPr>
+        <w:t>Master of Science in Computer and Information Sciences</w:t>
+      </w:r>
+      <w:r>
+        <w:rPr>
+          <w:lang w:val="en-US"/>
+        </w:rPr>
+        <w:br/>
+        <w:t>University of Alabama at Birmingham</w:t>
+      </w:r>
+    </w:p>
+    <w:p>
+      <w:pPr>
         <w:spacing w:after="0" w:line="240" w:lineRule="auto"/>
         <w:jc w:val="both"/>
         <w:rPr>
@@ -3866,143 +3627,12 @@
       <w:r>
         <w:rPr>
           <w:rFonts w:cstheme="minorHAnsi"/>
-          <w:b/>
-          <w:bCs/>
-          <w:sz w:val="21"/>
-          <w:szCs w:val="21"/>
-          <w:lang w:val="en-US"/>
-        </w:rPr>
-        <w:t>Technologies Used:</w:t>
-      </w:r>
-      <w:r>
-        <w:rPr>
-          <w:rFonts w:cstheme="minorHAnsi"/>
-          <w:sz w:val="21"/>
-          <w:szCs w:val="21"/>
-          <w:lang w:val="en-US"/>
-        </w:rPr>
-        <w:t xml:space="preserve"> Python, Scikit-learn, Pandas, NumPy, SQL, PostgreSQL, Docker, Power BI, Matplotlib, Git, GitHub, REST APIs, JIRA</w:t>
-      </w:r>
-    </w:p>
-    <w:p>
-      <w:pPr>
-        <w:spacing w:after="0" w:line="240" w:lineRule="auto"/>
-        <w:jc w:val="both"/>
-        <w:rPr>
-          <w:rFonts w:cstheme="minorHAnsi"/>
-          <w:sz w:val="21"/>
-          <w:szCs w:val="21"/>
-          <w:lang w:val="en-US"/>
-        </w:rPr>
-      </w:pPr>
-      <w:r>
-        <w:rPr>
-          <w:rFonts w:cstheme="minorHAnsi"/>
-          <w:sz w:val="21"/>
-          <w:szCs w:val="21"/>
-          <w:lang w:val="en-US"/>
-        </w:rPr>
-        <w:pict w14:anchorId="3EBD9FB3">
-          <v:rect id="_x0000_i1082" style="width:0;height:1.5pt" o:hralign="center" o:hrstd="t" o:hr="t" fillcolor="#a0a0a0" stroked="f"/>
-        </w:pict>
-      </w:r>
-    </w:p>
-    <w:p>
-      <w:pPr>
-        <w:spacing w:after="0" w:line="240" w:lineRule="auto"/>
-        <w:jc w:val="both"/>
-        <w:rPr>
-          <w:rFonts w:cstheme="minorHAnsi"/>
-          <w:b/>
-          <w:bCs/>
-          <w:sz w:val="21"/>
-          <w:szCs w:val="21"/>
-          <w:lang w:val="en-US"/>
-        </w:rPr>
-      </w:pPr>
-      <w:r>
-        <w:rPr>
-          <w:rFonts w:cstheme="minorHAnsi"/>
-          <w:b/>
-          <w:bCs/>
-          <w:sz w:val="21"/>
-          <w:szCs w:val="21"/>
-          <w:lang w:val="en-US"/>
-        </w:rPr>
-        <w:t>EDUCATION</w:t>
-      </w:r>
-    </w:p>
-    <w:p>
-      <w:pPr>
-        <w:rPr>
-          <w:lang w:val="en-US"/>
-        </w:rPr>
-      </w:pPr>
-      <w:r>
-        <w:rPr>
-          <w:lang w:val="en-US"/>
-        </w:rPr>
-        <w:t>Doctor of Business Administration (DBA) — Applied Artificial Intelligence</w:t>
-      </w:r>
-      <w:r>
-        <w:rPr>
-          <w:lang w:val="en-US"/>
-        </w:rPr>
-        <w:br/>
-      </w:r>
-      <w:r>
-        <w:rPr>
-          <w:lang w:val="en-US"/>
-        </w:rPr>
-        <w:t>Belhaven University</w:t>
-      </w:r>
-      <w:r>
-        <w:rPr>
-          <w:lang w:val="en-US"/>
-        </w:rPr>
-        <w:t xml:space="preserve"> | Currently Pursuing</w:t>
-      </w:r>
-    </w:p>
-    <w:p>
-      <w:pPr>
-        <w:rPr>
-          <w:lang w:val="en-US"/>
-        </w:rPr>
-      </w:pPr>
-      <w:r>
-        <w:rPr>
-          <w:lang w:val="en-US"/>
-        </w:rPr>
-        <w:t>Master of Science in Computer and Information Sciences</w:t>
-      </w:r>
-      <w:r>
-        <w:rPr>
-          <w:lang w:val="en-US"/>
-        </w:rPr>
-        <w:br/>
-        <w:t>University of Alabama at Birmingham</w:t>
-      </w:r>
-    </w:p>
-    <w:p>
-      <w:pPr>
-        <w:spacing w:after="0" w:line="240" w:lineRule="auto"/>
-        <w:jc w:val="both"/>
-        <w:rPr>
-          <w:rFonts w:cstheme="minorHAnsi"/>
-          <w:sz w:val="21"/>
-          <w:szCs w:val="21"/>
-          <w:lang w:val="en-US"/>
-        </w:rPr>
-      </w:pPr>
-      <w:r>
-        <w:rPr>
-          <w:rFonts w:cstheme="minorHAnsi"/>
           <w:sz w:val="21"/>
           <w:szCs w:val="21"/>
           <w:lang w:val="en-US"/>
         </w:rPr>
         <w:pict w14:anchorId="0BA464C8">
-          <v:rect id="_x0000_i1083" style="width:0;height:1.5pt" o:hralign="center" o:hrstd="t" o:hr="t" fillcolor="#a0a0a0" stroked="f"/>
+          <v:rect id="_x0000_i1030" style="width:0;height:1.5pt" o:hralign="center" o:hrstd="t" o:hr="t" fillcolor="#a0a0a0" stroked="f"/>
         </w:pict>
       </w:r>
     </w:p>
@@ -10048,6 +9678,7 @@
   <w:style w:type="character" w:default="1" w:styleId="DefaultParagraphFont">
     <w:name w:val="Default Paragraph Font"/>
     <w:uiPriority w:val="1"/>
+    <w:semiHidden/>
     <w:unhideWhenUsed/>
   </w:style>
   <w:style w:type="table" w:default="1" w:styleId="TableNormal">
